--- a/templates/resume_template.docx
+++ b/templates/resume_template.docx
@@ -21,7 +21,7 @@
       <w:tr>
         <w:tc>
           <w:tcPr>
-            <w:tcW w:type="pct" w:w="25%"/>
+            <w:tcW w:type="pct" w:w="15%"/>
             <w:tcMar>
               <w:top w:type="dxa" w:w="0"/>
               <w:left w:type="dxa" w:w="0"/>
@@ -75,10 +75,23 @@
               </w:drawing>
             </w:r>
           </w:p>
+          <w:p>
+            <w:pPr>
+              <w:spacing w:before="0" w:after="0"/>
+            </w:pPr>
+            <w:r>
+              <w:rPr>
+                <w:color w:val="FFFFFF"/>
+                <w:sz w:val="1"/>
+                <w:szCs w:val="1"/>
+              </w:rPr>
+              <w:t xml:space="preserve">{photo}</w:t>
+            </w:r>
+          </w:p>
         </w:tc>
         <w:tc>
           <w:tcPr>
-            <w:tcW w:type="pct" w:w="75%"/>
+            <w:tcW w:type="pct" w:w="85%"/>
             <w:tcMar>
               <w:top w:type="dxa" w:w="0"/>
               <w:left w:type="dxa" w:w="0"/>
